--- a/assignments/assign3.docx
+++ b/assignments/assign3.docx
@@ -34,7 +34,7 @@
         <w:t xml:space="preserve">F2025</w:t>
       </w:r>
     </w:p>
-    <w:bookmarkStart w:id="20" w:name="instructions"/>
+    <w:bookmarkStart w:id="9" w:name="instructions"/>
     <w:p>
       <w:pPr>
         <w:pStyle w:val="Heading1"/>
@@ -101,8 +101,8 @@
         <w:t xml:space="preserve">file on the course Blackboard page.</w:t>
       </w:r>
     </w:p>
-    <w:bookmarkEnd w:id="20"/>
-    <w:bookmarkStart w:id="21" w:name="dataset"/>
+    <w:bookmarkEnd w:id="9"/>
+    <w:bookmarkStart w:id="10" w:name="dataset"/>
     <w:p>
       <w:pPr>
         <w:pStyle w:val="Heading1"/>
@@ -2962,8 +2962,8 @@
         </w:pict>
       </w:r>
     </w:p>
-    <w:bookmarkEnd w:id="21"/>
-    <w:bookmarkStart w:id="22" w:name="questions"/>
+    <w:bookmarkEnd w:id="10"/>
+    <w:bookmarkStart w:id="11" w:name="questions"/>
     <w:p>
       <w:pPr>
         <w:pStyle w:val="Heading1"/>
@@ -3002,19 +3002,7 @@
         </w:numPr>
       </w:pPr>
       <w:r>
-        <w:t xml:space="preserve">What is the mean, median, and mode of the</w:t>
-      </w:r>
-      <w:r>
-        <w:t xml:space="preserve"> </w:t>
-      </w:r>
-      <w:r>
-        <w:t xml:space="preserve">“games played”</w:t>
-      </w:r>
-      <w:r>
-        <w:t xml:space="preserve"> </w:t>
-      </w:r>
-      <w:r>
-        <w:t xml:space="preserve">variable in this data?</w:t>
+        <w:t xml:space="preserve">What is the mean, median, and mode of the “games played” variable in this data?</w:t>
       </w:r>
     </w:p>
     <w:p>
@@ -3036,19 +3024,7 @@
         </w:numPr>
       </w:pPr>
       <w:r>
-        <w:t xml:space="preserve">Many analysts like to create a statistic called</w:t>
-      </w:r>
-      <w:r>
-        <w:t xml:space="preserve"> </w:t>
-      </w:r>
-      <w:r>
-        <w:t xml:space="preserve">“Stocks,”</w:t>
-      </w:r>
-      <w:r>
-        <w:t xml:space="preserve"> </w:t>
-      </w:r>
-      <w:r>
-        <w:t xml:space="preserve">which is the sum of steals and blocks by a player. Create this variable as</w:t>
+        <w:t xml:space="preserve">Many analysts like to create a statistic called “Stocks,” which is the sum of steals and blocks by a player. Create this variable as</w:t>
       </w:r>
       <w:r>
         <w:t xml:space="preserve"> </w:t>
@@ -3292,7 +3268,7 @@
         <w:t xml:space="preserve">) on the X axis. Add a best-fit line. What is the relationship between points per minute and minutes played?</w:t>
       </w:r>
     </w:p>
-    <w:bookmarkEnd w:id="22"/>
+    <w:bookmarkEnd w:id="11"/>
     <w:sectPr>
       <w:footnotePr>
         <w:numRestart w:val="eachSect"/>
@@ -3635,10 +3611,10 @@
   <w:docDefaults>
     <w:rPrDefault>
       <w:rPr>
-        <w:rFonts w:asciiTheme="minorHAnsi" w:cstheme="minorBidi" w:eastAsiaTheme="minorHAnsi" w:hAnsiTheme="minorHAnsi"/>
+        <w:rFonts w:asciiTheme="minorHAnsi" w:cstheme="minorBidi" w:eastAsiaTheme="minorEastAsia" w:hAnsiTheme="minorHAnsi"/>
         <w:sz w:val="24"/>
         <w:szCs w:val="24"/>
-        <w:lang w:bidi="ar-SA" w:eastAsia="en-US" w:val="en-US"/>
+        <w:lang w:bidi="ar-SA" w:eastAsia="zh-CN" w:val="en-US"/>
       </w:rPr>
     </w:rPrDefault>
     <w:pPrDefault>
@@ -4179,13 +4155,6 @@
       </w:tblCellMar>
     </w:tblPr>
     <w:tblStylePr w:type="firstRow">
-      <w:tblPr>
-        <w:jc w:val="left"/>
-        <w:tblInd w:type="dxa" w:w="0"/>
-      </w:tblPr>
-      <w:trPr>
-        <w:jc w:val="left"/>
-      </w:trPr>
       <w:tcPr>
         <w:tcBorders>
           <w:bottom w:val="single"/>
